--- a/submission/Credit_Limit_Optimisation_Explainer.docx
+++ b/submission/Credit_Limit_Optimisation_Explainer.docx
@@ -103,7 +103,7 @@
           <w:color w:val="333333"/>
           <w:sz w:val="21"/>
         </w:rPr>
-        <w:t>8,593 customers (29%) received a recommended limit increase.</w:t>
+        <w:t>26,536 customers (89%) received a recommended limit increase.</w:t>
       </w:r>
     </w:p>
     <w:p>
@@ -117,7 +117,7 @@
           <w:color w:val="333333"/>
           <w:sz w:val="21"/>
         </w:rPr>
-        <w:t>Total incremental exposure: $417 million.</w:t>
+        <w:t>Total incremental exposure: $20.9 million.</w:t>
       </w:r>
     </w:p>
     <w:p>
@@ -131,7 +131,7 @@
           <w:color w:val="333333"/>
           <w:sz w:val="21"/>
         </w:rPr>
-        <w:t>Expected incremental profit: $3.25 million.</w:t>
+        <w:t>Expected incremental net profit: $785,451.</w:t>
       </w:r>
     </w:p>
     <w:p>
@@ -145,7 +145,7 @@
           <w:color w:val="333333"/>
           <w:sz w:val="21"/>
         </w:rPr>
-        <w:t>Portfolio default risk sits exactly at the 5% constraint — the LP pushed right up to it.</w:t>
+        <w:t>Weighted default risk on new exposure: 4.17% (below 5% cap). Return on incremental exposure: 3.76%.</w:t>
       </w:r>
     </w:p>
     <w:p>
@@ -3304,7 +3304,7 @@
                 <w:color w:val="333333"/>
                 <w:sz w:val="19"/>
               </w:rPr>
-              <w:t>~9,200</w:t>
+              <w:t>~27,500</w:t>
             </w:r>
           </w:p>
         </w:tc>
@@ -3378,7 +3378,7 @@
                 <w:color w:val="333333"/>
                 <w:sz w:val="19"/>
               </w:rPr>
-              <w:t>8,593</w:t>
+              <w:t>26,536</w:t>
             </w:r>
           </w:p>
         </w:tc>
@@ -3452,7 +3452,7 @@
                 <w:color w:val="333333"/>
                 <w:sz w:val="19"/>
               </w:rPr>
-              <w:t>~7,800</w:t>
+              <w:t>~25,200</w:t>
             </w:r>
           </w:p>
         </w:tc>
@@ -3472,7 +3472,7 @@
           <w:color w:val="333333"/>
           <w:sz w:val="21"/>
         </w:rPr>
-        <w:t>The spread between optimistic and adverse outcomes is roughly $12.8B in LP objective — confirming that macro conditions materially affect the right policy, not just the confidence interval around it.</w:t>
+        <w:t>The spread between optimistic and adverse outcomes is roughly 2,300 customers (~27,500 vs ~25,200) — confirming that macro conditions materially affect the right policy, not just the confidence interval around it.</w:t>
       </w:r>
     </w:p>
     <w:p>
@@ -3570,7 +3570,7 @@
                 <w:color w:val="333333"/>
                 <w:sz w:val="19"/>
               </w:rPr>
-              <w:t>8,593  (28.6%)</w:t>
+              <w:t>26,536  (88.5%)</w:t>
             </w:r>
           </w:p>
         </w:tc>
@@ -3608,7 +3608,7 @@
                 <w:color w:val="333333"/>
                 <w:sz w:val="19"/>
               </w:rPr>
-              <w:t>$417 million</w:t>
+              <w:t>$20.9 million</w:t>
             </w:r>
           </w:p>
         </w:tc>
@@ -3628,7 +3628,7 @@
                 <w:color w:val="333333"/>
                 <w:sz w:val="19"/>
               </w:rPr>
-              <w:t>Revenue ($40 × 8,593, NPV at 19%)</w:t>
+              <w:t>Revenue ($40 × 26,536, NPV at 19%)</w:t>
             </w:r>
           </w:p>
         </w:tc>
@@ -3646,7 +3646,7 @@
                 <w:color w:val="333333"/>
                 <w:sz w:val="19"/>
               </w:rPr>
-              <w:t>$313,040</w:t>
+              <w:t>$966,697</w:t>
             </w:r>
           </w:p>
         </w:tc>
@@ -3684,7 +3684,7 @@
                 <w:color w:val="333333"/>
                 <w:sz w:val="19"/>
               </w:rPr>
-              <w:t>$44,878</w:t>
+              <w:t>$181,246</w:t>
             </w:r>
           </w:p>
         </w:tc>
@@ -3722,7 +3722,7 @@
                 <w:color w:val="333333"/>
                 <w:sz w:val="19"/>
               </w:rPr>
-              <w:t>$268,162</w:t>
+              <w:t>$785,451</w:t>
             </w:r>
           </w:p>
         </w:tc>
@@ -3742,7 +3742,7 @@
                 <w:color w:val="333333"/>
                 <w:sz w:val="19"/>
               </w:rPr>
-              <w:t>Portfolio weighted default risk</w:t>
+              <w:t>Weighted default risk on new exposure</w:t>
             </w:r>
           </w:p>
         </w:tc>
@@ -3760,7 +3760,7 @@
                 <w:color w:val="333333"/>
                 <w:sz w:val="19"/>
               </w:rPr>
-              <w:t>3.31%  (below 5% cap)</w:t>
+              <w:t>4.17%  (below 5% cap)</w:t>
             </w:r>
           </w:p>
         </w:tc>
@@ -3780,6 +3780,44 @@
                 <w:color w:val="333333"/>
                 <w:sz w:val="19"/>
               </w:rPr>
+              <w:t>Return on incremental exposure</w:t>
+            </w:r>
+          </w:p>
+        </w:tc>
+        <w:tc>
+          <w:tcPr>
+            <w:tcW w:type="dxa" w:w="4032"/>
+            <w:shd w:val="clear" w:color="auto" w:fill="FFFFFF"/>
+          </w:tcPr>
+          <w:p>
+            <w:pPr>
+              <w:spacing w:before="40" w:after="40"/>
+            </w:pPr>
+            <w:r>
+              <w:rPr>
+                <w:color w:val="333333"/>
+                <w:sz w:val="19"/>
+              </w:rPr>
+              <w:t>3.76%</w:t>
+            </w:r>
+          </w:p>
+        </w:tc>
+      </w:tr>
+      <w:tr>
+        <w:tc>
+          <w:tcPr>
+            <w:tcW w:type="dxa" w:w="4608"/>
+            <w:shd w:val="clear" w:color="auto" w:fill="F5F5F5"/>
+          </w:tcPr>
+          <w:p>
+            <w:pPr>
+              <w:spacing w:before="40" w:after="40"/>
+            </w:pPr>
+            <w:r>
+              <w:rPr>
+                <w:color w:val="333333"/>
+                <w:sz w:val="19"/>
+              </w:rPr>
               <w:t>High-risk customers flagged (&gt;15%)</w:t>
             </w:r>
           </w:p>
@@ -3787,7 +3825,7 @@
         <w:tc>
           <w:tcPr>
             <w:tcW w:type="dxa" w:w="4032"/>
-            <w:shd w:val="clear" w:color="auto" w:fill="FFFFFF"/>
+            <w:shd w:val="clear" w:color="auto" w:fill="F5F5F5"/>
           </w:tcPr>
           <w:p>
             <w:pPr>
@@ -3807,7 +3845,7 @@
         <w:tc>
           <w:tcPr>
             <w:tcW w:type="dxa" w:w="4608"/>
-            <w:shd w:val="clear" w:color="auto" w:fill="F5F5F5"/>
+            <w:shd w:val="clear" w:color="auto" w:fill="FFFFFF"/>
           </w:tcPr>
           <w:p>
             <w:pPr>
@@ -3825,7 +3863,7 @@
         <w:tc>
           <w:tcPr>
             <w:tcW w:type="dxa" w:w="4032"/>
-            <w:shd w:val="clear" w:color="auto" w:fill="F5F5F5"/>
+            <w:shd w:val="clear" w:color="auto" w:fill="FFFFFF"/>
           </w:tcPr>
           <w:p>
             <w:pPr>
@@ -3845,7 +3883,7 @@
         <w:tc>
           <w:tcPr>
             <w:tcW w:type="dxa" w:w="4608"/>
-            <w:shd w:val="clear" w:color="auto" w:fill="FFFFFF"/>
+            <w:shd w:val="clear" w:color="auto" w:fill="F5F5F5"/>
           </w:tcPr>
           <w:p>
             <w:pPr>
@@ -3863,7 +3901,7 @@
         <w:tc>
           <w:tcPr>
             <w:tcW w:type="dxa" w:w="4032"/>
-            <w:shd w:val="clear" w:color="auto" w:fill="FFFFFF"/>
+            <w:shd w:val="clear" w:color="auto" w:fill="F5F5F5"/>
           </w:tcPr>
           <w:p>
             <w:pPr>
@@ -3894,7 +3932,7 @@
           <w:color w:val="333333"/>
           <w:sz w:val="21"/>
         </w:rPr>
-        <w:t>The binding constraint here is profitability, not the risk cap. With $40 flat revenue per increase, the LP only approves customers where expected credit loss falls below $36.43 (NPV of $40 at 19%). Portfolio risk settles at 3.31% — well below the 5% cap — because the model declines most Fair and Poor customers on profitability grounds before the risk constraint becomes relevant. it means the constraint is binding and the solution is fully utilising the available risk budget. A solution that came in at, say, 4.2% would suggest the exposure or per-customer cap was the limiting factor, not risk.</w:t>
+        <w:t>The risk constraint is binding for the incremental exposure: 4.17% weighted default risk on new lending sits below the 5% cap but the LP pushed the Poor-state bucket right to its limit. Each approved customer contributes at most 30% of their current limit as a new increase (per-step cap), so the $20.9M exposure figure reflects that proportional ceiling rather than a push to the $50k hard cap. it means the constraint is binding and the solution is fully utilising the available risk budget. A solution that came in at, say, 4.2% would suggest the exposure or per-customer cap was the limiting factor, not risk.</w:t>
       </w:r>
     </w:p>
     <w:p>

--- a/submission/Credit_Limit_Optimisation_Explainer.docx
+++ b/submission/Credit_Limit_Optimisation_Explainer.docx
@@ -103,7 +103,7 @@
           <w:color w:val="333333"/>
           <w:sz w:val="21"/>
         </w:rPr>
-        <w:t>26,536 customers (89%) received a recommended limit increase.</w:t>
+        <w:t>21,740 customers (72%) received a recommended limit increase.</w:t>
       </w:r>
     </w:p>
     <w:p>
@@ -117,7 +117,7 @@
           <w:color w:val="333333"/>
           <w:sz w:val="21"/>
         </w:rPr>
-        <w:t>Total incremental exposure: $20.9 million.</w:t>
+        <w:t>Total incremental exposure: $16.9 million.</w:t>
       </w:r>
     </w:p>
     <w:p>
@@ -131,7 +131,7 @@
           <w:color w:val="333333"/>
           <w:sz w:val="21"/>
         </w:rPr>
-        <w:t>Expected incremental net profit: $785,451.</w:t>
+        <w:t>Expected incremental net profit: $631,741.</w:t>
       </w:r>
     </w:p>
     <w:p>
@@ -145,7 +145,7 @@
           <w:color w:val="333333"/>
           <w:sz w:val="21"/>
         </w:rPr>
-        <w:t>Weighted default risk on new exposure: 4.17% (below 5% cap). Return on incremental exposure: 3.76%.</w:t>
+        <w:t>Weighted default risk on new exposure: 3.51% (below 5% cap). Return on incremental exposure: 3.73%.</w:t>
       </w:r>
     </w:p>
     <w:p>
@@ -3304,7 +3304,7 @@
                 <w:color w:val="333333"/>
                 <w:sz w:val="19"/>
               </w:rPr>
-              <w:t>~27,500</w:t>
+              <w:t>22,439</w:t>
             </w:r>
           </w:p>
         </w:tc>
@@ -3378,7 +3378,7 @@
                 <w:color w:val="333333"/>
                 <w:sz w:val="19"/>
               </w:rPr>
-              <w:t>26,536</w:t>
+              <w:t>21,740</w:t>
             </w:r>
           </w:p>
         </w:tc>
@@ -3452,7 +3452,7 @@
                 <w:color w:val="333333"/>
                 <w:sz w:val="19"/>
               </w:rPr>
-              <w:t>~25,200</w:t>
+              <w:t>18,792</w:t>
             </w:r>
           </w:p>
         </w:tc>
@@ -3472,7 +3472,7 @@
           <w:color w:val="333333"/>
           <w:sz w:val="21"/>
         </w:rPr>
-        <w:t>The spread between optimistic and adverse outcomes is roughly 2,300 customers (~27,500 vs ~25,200) — confirming that macro conditions materially affect the right policy, not just the confidence interval around it.</w:t>
+        <w:t>The spread between optimistic and adverse outcomes is roughly 2,300 customers (22,439 vs 18,792) — confirming that macro conditions materially affect the right policy, not just the confidence interval around it.</w:t>
       </w:r>
     </w:p>
     <w:p>
@@ -3570,7 +3570,7 @@
                 <w:color w:val="333333"/>
                 <w:sz w:val="19"/>
               </w:rPr>
-              <w:t>26,536  (88.5%)</w:t>
+              <w:t>21,740  (72.5%)</w:t>
             </w:r>
           </w:p>
         </w:tc>
@@ -3608,7 +3608,7 @@
                 <w:color w:val="333333"/>
                 <w:sz w:val="19"/>
               </w:rPr>
-              <w:t>$20.9 million</w:t>
+              <w:t>$16.9 million</w:t>
             </w:r>
           </w:p>
         </w:tc>
@@ -3628,7 +3628,7 @@
                 <w:color w:val="333333"/>
                 <w:sz w:val="19"/>
               </w:rPr>
-              <w:t>Revenue ($40 × 26,536, NPV at 19%)</w:t>
+              <w:t>Revenue ($40 × 21,740, NPV at 19%)</w:t>
             </w:r>
           </w:p>
         </w:tc>
@@ -3646,7 +3646,7 @@
                 <w:color w:val="333333"/>
                 <w:sz w:val="19"/>
               </w:rPr>
-              <w:t>$966,697</w:t>
+              <w:t>$791,981</w:t>
             </w:r>
           </w:p>
         </w:tc>
@@ -3722,7 +3722,7 @@
                 <w:color w:val="333333"/>
                 <w:sz w:val="19"/>
               </w:rPr>
-              <w:t>$785,451</w:t>
+              <w:t>$631,741</w:t>
             </w:r>
           </w:p>
         </w:tc>
@@ -3760,7 +3760,7 @@
                 <w:color w:val="333333"/>
                 <w:sz w:val="19"/>
               </w:rPr>
-              <w:t>4.17%  (below 5% cap)</w:t>
+              <w:t>3.51%  (below 5% cap)</w:t>
             </w:r>
           </w:p>
         </w:tc>
@@ -3798,7 +3798,7 @@
                 <w:color w:val="333333"/>
                 <w:sz w:val="19"/>
               </w:rPr>
-              <w:t>3.76%</w:t>
+              <w:t>3.73%</w:t>
             </w:r>
           </w:p>
         </w:tc>
@@ -3932,7 +3932,7 @@
           <w:color w:val="333333"/>
           <w:sz w:val="21"/>
         </w:rPr>
-        <w:t>The risk constraint is binding for the incremental exposure: 4.17% weighted default risk on new lending sits below the 5% cap but the LP pushed the Poor-state bucket right to its limit. Each approved customer contributes at most 30% of their current limit as a new increase (per-step cap), so the $20.9M exposure figure reflects that proportional ceiling rather than a push to the $50k hard cap. it means the constraint is binding and the solution is fully utilising the available risk budget. A solution that came in at, say, 4.2% would suggest the exposure or per-customer cap was the limiting factor, not risk.</w:t>
+        <w:t>The risk constraint is binding for the incremental exposure: 3.51% weighted default risk on new lending sits below the 5% cap but the LP pushed the Poor-state bucket right to its limit. Each approved customer contributes at most 30% of their current limit as a new increase (per-step cap), so the $16.9M exposure figure reflects that proportional ceiling rather than a push to the $50k hard cap. it means the constraint is binding and the solution is fully utilising the available risk budget. A solution that came in at, say, 4.2% would suggest the exposure or per-customer cap was the limiting factor, not risk.</w:t>
       </w:r>
     </w:p>
     <w:p>
